--- a/notatki_korepetycje/Angielski/Electric Cars A2/Teacher_Guide.docx
+++ b/notatki_korepetycje/Angielski/Electric Cars A2/Teacher_Guide.docx
@@ -7,25 +7,7 @@
         <w:pStyle w:val="Title"/>
       </w:pPr>
       <w:r>
-        <w:t>TEACHER GUIDE: Electric Cars and Global Shift (A2)</w:t>
-      </w:r>
-    </w:p>
-    <w:p>
-      <w:pPr>
-        <w:pStyle w:val="Heading1"/>
-      </w:pPr>
-      <w:r>
-        <w:t>Video Timestamps</w:t>
-      </w:r>
-    </w:p>
-    <w:p>
-      <w:r>
-        <w:t>Network A: Focus on 1:00 - 2:30</w:t>
-      </w:r>
-    </w:p>
-    <w:p>
-      <w:r>
-        <w:t>Network B: Focus on 0:30 - 2:00</w:t>
+        <w:t>TEACHER GUIDE: Electric Cars and the Global Shift (A2)</w:t>
       </w:r>
     </w:p>
     <w:p>
@@ -66,12 +48,12 @@
     </w:p>
     <w:p>
       <w:r>
-        <w:t>Network A Report: https://www.youtube.com/watch?v=kzsyJROQOas</w:t>
+        <w:t>Network A (BBC News) Report: https://www.youtube.com/watch?v=UKttFDnKSp8</w:t>
       </w:r>
     </w:p>
     <w:p>
       <w:r>
-        <w:t>Network B Report: https://www.youtube.com/watch?v=cT2-AJj0yfo</w:t>
+        <w:t>Network B (GreenCars 101) Report: https://www.youtube.com/watch?v=cT2-AJj0yfo</w:t>
       </w:r>
     </w:p>
     <w:p>
@@ -79,12 +61,12 @@
         <w:pStyle w:val="Heading2"/>
       </w:pPr>
       <w:r>
-        <w:t>Network A Questions</w:t>
+        <w:t>Network A (BBC News) Questions &amp; Answers</w:t>
       </w:r>
     </w:p>
     <w:p>
       <w:r>
-        <w:t>1. What replaces the gas tank in an electric car?</w:t>
+        <w:t>1. Why are electric cars more expensive than regular cars?</w:t>
       </w:r>
     </w:p>
     <w:p>
@@ -92,12 +74,12 @@
         <w:rPr>
           <w:color w:val="006400"/>
         </w:rPr>
-        <w:t>Expected [1:15]: A large battery pack replaces the gas tank.</w:t>
+        <w:t>Answer [0:19]: The battery makes up a large part of the total cost of the car.</w:t>
       </w:r>
     </w:p>
     <w:p>
       <w:r>
-        <w:t>2. How do people usually charge electric cars at home?</w:t>
+        <w:t>2. How long can it take to charge an electric car?</w:t>
       </w:r>
     </w:p>
     <w:p>
@@ -105,12 +87,12 @@
         <w:rPr>
           <w:color w:val="006400"/>
         </w:rPr>
-        <w:t>Expected [1:40]: They plug it into the wall overnight.</w:t>
+        <w:t>Answer [0:38]: It can take from 30 minutes to over 24 hours, depending on the battery size and the charger type.</w:t>
       </w:r>
     </w:p>
     <w:p>
       <w:r>
-        <w:t>3. What happens when you press the pedal in an electric car?</w:t>
+        <w:t>3. What minerals are used to make EV batteries that can hurt the environment?</w:t>
       </w:r>
     </w:p>
     <w:p>
@@ -118,7 +100,7 @@
         <w:rPr>
           <w:color w:val="006400"/>
         </w:rPr>
-        <w:t>Expected [2:10]: Electricity goes directly to the motor and the car moves instantly.</w:t>
+        <w:t>Answer [1:50]: Lithium and cobalt are mined to make batteries, and mining them has environmental costs.</w:t>
       </w:r>
     </w:p>
     <w:p>
@@ -126,12 +108,12 @@
         <w:pStyle w:val="Heading2"/>
       </w:pPr>
       <w:r>
-        <w:t>Network B Questions</w:t>
+        <w:t>Network B (GreenCars 101) Questions &amp; Answers</w:t>
       </w:r>
     </w:p>
     <w:p>
       <w:r>
-        <w:t>1. What is the main advantage of an electric motor?</w:t>
+        <w:t>1. What is the main advantage of owning an electric car?</w:t>
       </w:r>
     </w:p>
     <w:p>
@@ -139,7 +121,7 @@
         <w:rPr>
           <w:color w:val="006400"/>
         </w:rPr>
-        <w:t>Expected [0:45]: It is very quiet and smooth.</w:t>
+        <w:t>Answer [0:33]: Lower maintenance costs, because electric cars have fewer moving parts and do not need oil changes.</w:t>
       </w:r>
     </w:p>
     <w:p>
@@ -152,12 +134,12 @@
         <w:rPr>
           <w:color w:val="006400"/>
         </w:rPr>
-        <w:t>Expected [1:05]: To keep the car balanced and safe on the road.</w:t>
+        <w:t>Answer [0:38]: It is placed at the bottom to keep the car balanced, stable, and safe on the road.</w:t>
       </w:r>
     </w:p>
     <w:p>
       <w:r>
-        <w:t>3. Does an electric car have an exhaust pipe?</w:t>
+        <w:t>3. Does an electric car produce exhaust emissions?</w:t>
       </w:r>
     </w:p>
     <w:p>
@@ -165,7 +147,7 @@
         <w:rPr>
           <w:color w:val="006400"/>
         </w:rPr>
-        <w:t>Expected [1:30]: No, it does not have an exhaust pipe because there are no emissions.</w:t>
+        <w:t>Answer [0:11]: No. Electric cars produce no fuel-ups and no emissions, so there is no exhaust pipe.</w:t>
       </w:r>
     </w:p>
     <w:p>
@@ -173,7 +155,7 @@
         <w:pStyle w:val="Heading1"/>
       </w:pPr>
       <w:r>
-        <w:t>Grammar: First Conditional</w:t>
+        <w:t>Grammar: Conditionals (Zero, First, Second, Third &amp; Mixed)</w:t>
       </w:r>
     </w:p>
     <w:p>
@@ -186,7 +168,7 @@
     </w:p>
     <w:p>
       <w:r>
-        <w:t>1. If my car (break) down, I (call) a mechanic.</w:t>
+        <w:t>1. If my car (break) down, I (call) a mechanic. [First]</w:t>
       </w:r>
     </w:p>
     <w:p>
@@ -199,7 +181,7 @@
     </w:p>
     <w:p>
       <w:r>
-        <w:t>2. If you (drive) an electric car, you (not produce) exhaust gases.</w:t>
+        <w:t>2. If you (drive) an electric car, you (not produce) exhaust gases. [Zero]</w:t>
       </w:r>
     </w:p>
     <w:p>
@@ -207,12 +189,12 @@
         <w:rPr>
           <w:color w:val="006400"/>
         </w:rPr>
-        <w:t>Answer: drive / will not produce</w:t>
+        <w:t>Answer: drive / do not produce</w:t>
       </w:r>
     </w:p>
     <w:p>
       <w:r>
-        <w:t>3. We (spend) less money if we (charge) the car at home.</w:t>
+        <w:t>3. We (spend) less money if we (charge) the car at home. [First]</w:t>
       </w:r>
     </w:p>
     <w:p>
@@ -221,6 +203,162 @@
           <w:color w:val="006400"/>
         </w:rPr>
         <w:t>Answer: will spend / charge</w:t>
+      </w:r>
+    </w:p>
+    <w:p>
+      <w:r>
+        <w:t>4. If I (be) the president, I (ban) all petrol cars. [Second]</w:t>
+      </w:r>
+    </w:p>
+    <w:p>
+      <w:r>
+        <w:rPr>
+          <w:color w:val="006400"/>
+        </w:rPr>
+        <w:t>Answer: were / would ban</w:t>
+      </w:r>
+    </w:p>
+    <w:p>
+      <w:r>
+        <w:t>5. If they (invest) in solar energy last year, the factory (be) greener today. [Mixed]</w:t>
+      </w:r>
+    </w:p>
+    <w:p>
+      <w:r>
+        <w:rPr>
+          <w:color w:val="006400"/>
+        </w:rPr>
+        <w:t>Answer: had invested / would be</w:t>
+      </w:r>
+    </w:p>
+    <w:p>
+      <w:r>
+        <w:t>6. If you (leave) the lights on, the battery (die). [Zero]</w:t>
+      </w:r>
+    </w:p>
+    <w:p>
+      <w:r>
+        <w:rPr>
+          <w:color w:val="006400"/>
+        </w:rPr>
+        <w:t>Answer: leave / dies</w:t>
+      </w:r>
+    </w:p>
+    <w:p>
+      <w:r>
+        <w:t>7. If she (have) enough money, she (buy) an electric car tomorrow. [First]</w:t>
+      </w:r>
+    </w:p>
+    <w:p>
+      <w:r>
+        <w:rPr>
+          <w:color w:val="006400"/>
+        </w:rPr>
+        <w:t>Answer: has / will buy</w:t>
+      </w:r>
+    </w:p>
+    <w:p>
+      <w:r>
+        <w:t>8. If we (not invent) the battery, electric cars (not exist). [Third]</w:t>
+      </w:r>
+    </w:p>
+    <w:p>
+      <w:r>
+        <w:rPr>
+          <w:color w:val="006400"/>
+        </w:rPr>
+        <w:t>Answer: had not invented / would not exist</w:t>
+      </w:r>
+    </w:p>
+    <w:p>
+      <w:r>
+        <w:t>9. If petrol (cost) $10 per litre, everyone (switch) to electric. [Second]</w:t>
+      </w:r>
+    </w:p>
+    <w:p>
+      <w:r>
+        <w:rPr>
+          <w:color w:val="006400"/>
+        </w:rPr>
+        <w:t>Answer: cost / would switch</w:t>
+      </w:r>
+    </w:p>
+    <w:p>
+      <w:r>
+        <w:t>10. If they (build) a charging station here last year, we (not have) this problem now. [Mixed]</w:t>
+      </w:r>
+    </w:p>
+    <w:p>
+      <w:r>
+        <w:rPr>
+          <w:color w:val="006400"/>
+        </w:rPr>
+        <w:t>Answer: had built / would not have</w:t>
+      </w:r>
+    </w:p>
+    <w:p>
+      <w:r>
+        <w:t>11. If the government (give) subsidies, more people (buy) EVs next year. [First]</w:t>
+      </w:r>
+    </w:p>
+    <w:p>
+      <w:r>
+        <w:rPr>
+          <w:color w:val="006400"/>
+        </w:rPr>
+        <w:t>Answer: gives / will buy</w:t>
+      </w:r>
+    </w:p>
+    <w:p>
+      <w:r>
+        <w:t>12. If I (know) about the pollution, I (not buy) a diesel car back then. [Third]</w:t>
+      </w:r>
+    </w:p>
+    <w:p>
+      <w:r>
+        <w:rPr>
+          <w:color w:val="006400"/>
+        </w:rPr>
+        <w:t>Answer: had known / would not have bought</w:t>
+      </w:r>
+    </w:p>
+    <w:p>
+      <w:r>
+        <w:t>13. If you (mix) hydrogen and oxygen, you (get) water. [Zero]</w:t>
+      </w:r>
+    </w:p>
+    <w:p>
+      <w:r>
+        <w:rPr>
+          <w:color w:val="006400"/>
+        </w:rPr>
+        <w:t>Answer: mix / get</w:t>
+      </w:r>
+    </w:p>
+    <w:p>
+      <w:r>
+        <w:t>14. If electric cars (be) available in 1950, the world (be) very different now. [Mixed]</w:t>
+      </w:r>
+    </w:p>
+    <w:p>
+      <w:r>
+        <w:rPr>
+          <w:color w:val="006400"/>
+        </w:rPr>
+        <w:t>Answer: had been / would be</w:t>
+      </w:r>
+    </w:p>
+    <w:p>
+      <w:r>
+        <w:t>15. If the price of batteries (drop) by 50%, EVs (become) more affordable. [First]</w:t>
+      </w:r>
+    </w:p>
+    <w:p>
+      <w:r>
+        <w:rPr>
+          <w:color w:val="006400"/>
+        </w:rPr>
+        <w:t>Answer: drops / will become</w:t>
       </w:r>
     </w:p>
     <w:p>
@@ -261,7 +399,16 @@
         <w:t xml:space="preserve">. </w:t>
       </w:r>
       <w:r>
-        <w:t>Many people in Europe and North America also bought electric cars</w:t>
+        <w:t>Many people in Europe and North America also bought electric cars, helped by generous government subsidies and growing environmental awareness.</w:t>
+        <w:br/>
+        <w:br/>
+        <w:t>However, the road to full electrification is not without obstacles</w:t>
+      </w:r>
+      <w:r>
+        <w:t xml:space="preserve">. </w:t>
+      </w:r>
+      <w:r>
+        <w:t>One of the biggest challenges is the lack of charging infrastructure</w:t>
       </w:r>
       <w:r>
         <w:t xml:space="preserve">. </w:t>
@@ -272,7 +419,61 @@
           <w:color w:val="C80000"/>
           <w:u w:val="single"/>
         </w:rPr>
-        <w:t>However, in early 2026, some companies saw a slowdown in sales</w:t>
+        <w:t>While city centres often have plenty of charging stations, rural areas and smaller towns may have very few</w:t>
+      </w:r>
+      <w:r>
+        <w:t xml:space="preserve">. </w:t>
+      </w:r>
+      <w:r>
+        <w:t>This means that drivers who live outside major cities sometimes struggle to find a convenient place to charge their vehicles, especially during long road trips.</w:t>
+        <w:br/>
+        <w:br/>
+        <w:t>Another concern is the cost of manufacturing EV batteries</w:t>
+      </w:r>
+      <w:r>
+        <w:t xml:space="preserve">. </w:t>
+      </w:r>
+      <w:r>
+        <w:rPr>
+          <w:b/>
+          <w:color w:val="C80000"/>
+          <w:u w:val="single"/>
+        </w:rPr>
+        <w:t>The raw materials needed — particularly lithium, cobalt, and nickel — are extracted through mining operations that can cause significant environmental damage, including deforestation, water pollution, and habitat destruction</w:t>
+      </w:r>
+      <w:r>
+        <w:t xml:space="preserve">. </w:t>
+      </w:r>
+      <w:r>
+        <w:t>Some critics argue that until these supply chain issues are resolved, electric cars cannot truly be called "green."</w:t>
+        <w:br/>
+        <w:br/>
+        <w:t>Despite these concerns, the technology is improving rapidly</w:t>
+      </w:r>
+      <w:r>
+        <w:t xml:space="preserve">. </w:t>
+      </w:r>
+      <w:r>
+        <w:rPr>
+          <w:b/>
+          <w:color w:val="C80000"/>
+          <w:u w:val="single"/>
+        </w:rPr>
+        <w:t>Battery efficiency has increased dramatically over the past decade, and newer models can now travel over 500 kilometres on a single charge</w:t>
+      </w:r>
+      <w:r>
+        <w:t xml:space="preserve">. </w:t>
+      </w:r>
+      <w:r>
+        <w:rPr>
+          <w:b/>
+          <w:color w:val="C80000"/>
+          <w:u w:val="single"/>
+        </w:rPr>
+        <w:t>Solid-state batteries, which promise even greater range and faster charging times, are expected to enter mass production within the next few years.</w:t>
+        <w:br/>
+        <w:br/>
+        <w:t>In early 2026, some companies saw a slowdown in sales</w:t>
       </w:r>
       <w:r>
         <w:t xml:space="preserve">. </w:t>
@@ -284,7 +485,19 @@
         <w:t xml:space="preserve">. </w:t>
       </w:r>
       <w:r>
-        <w:t>If governments build more public chargers, more consumers will likely choose electric vehicles.</w:t>
+        <w:t>However, analysts remain optimistic about the long-term outlook</w:t>
+      </w:r>
+      <w:r>
+        <w:t xml:space="preserve">. </w:t>
+      </w:r>
+      <w:r>
+        <w:t>If governments build more public chargers and invest in renewable energy, more consumers will likely choose electric vehicles</w:t>
+      </w:r>
+      <w:r>
+        <w:t xml:space="preserve">. </w:t>
+      </w:r>
+      <w:r>
+        <w:t xml:space="preserve">The transition to electric transport is not a question of "if" but "when." </w:t>
       </w:r>
     </w:p>
     <w:p>
@@ -323,7 +536,33 @@
     </w:p>
     <w:p>
       <w:r>
-        <w:t>3. What problem did some companies see in early 2026?</w:t>
+        <w:t>3. What is one of the biggest challenges for EV drivers in rural areas?</w:t>
+      </w:r>
+    </w:p>
+    <w:p>
+      <w:r>
+        <w:rPr>
+          <w:color w:val="006400"/>
+        </w:rPr>
+        <w:t>Answer: There are very few charging stations, making it hard to find a place to charge.</w:t>
+      </w:r>
+    </w:p>
+    <w:p>
+      <w:r>
+        <w:t>4. What raw materials are needed to make EV batteries?</w:t>
+      </w:r>
+    </w:p>
+    <w:p>
+      <w:r>
+        <w:rPr>
+          <w:color w:val="006400"/>
+        </w:rPr>
+        <w:t>Answer: Lithium, cobalt, and nickel.</w:t>
+      </w:r>
+    </w:p>
+    <w:p>
+      <w:r>
+        <w:t>5. What problem did some companies see in early 2026?</w:t>
       </w:r>
     </w:p>
     <w:p>
@@ -332,6 +571,32 @@
           <w:color w:val="006400"/>
         </w:rPr>
         <w:t>Answer: They saw a slowdown in sales.</w:t>
+      </w:r>
+    </w:p>
+    <w:p>
+      <w:r>
+        <w:t>6. How far can newer EV models travel on a single charge?</w:t>
+      </w:r>
+    </w:p>
+    <w:p>
+      <w:r>
+        <w:rPr>
+          <w:color w:val="006400"/>
+        </w:rPr>
+        <w:t>Answer: Over 500 kilometres.</w:t>
+      </w:r>
+    </w:p>
+    <w:p>
+      <w:r>
+        <w:t>7. What type of battery is expected to enter mass production soon?</w:t>
+      </w:r>
+    </w:p>
+    <w:p>
+      <w:r>
+        <w:rPr>
+          <w:color w:val="006400"/>
+        </w:rPr>
+        <w:t>Answer: Solid-state batteries.</w:t>
       </w:r>
     </w:p>
     <w:sectPr>
